--- a/Exc3/template_ADR (001).docx
+++ b/Exc3/template_ADR (001).docx
@@ -791,7 +791,7 @@
               <w:rPr>
                 <w:lang w:val="ru-RU"/>
               </w:rPr>
-              <w:t>Заявка на депозит на сайте</w:t>
+              <w:t>Просмотр ставок по депозитам</w:t>
             </w:r>
           </w:p>
         </w:tc>
@@ -816,7 +816,7 @@
               <w:pStyle w:val="a7"/>
               <w:numPr>
                 <w:ilvl w:val="0"/>
-                <w:numId w:val="4"/>
+                <w:numId w:val="7"/>
               </w:numPr>
               <w:rPr>
                 <w:lang w:val="ru-RU"/>
@@ -826,7 +826,7 @@
               <w:rPr>
                 <w:lang w:val="ru-RU"/>
               </w:rPr>
-              <w:t>Заходит на страницу с предложениями по депозиту</w:t>
+              <w:t>Посетитель заходит на сайт</w:t>
             </w:r>
           </w:p>
           <w:p>
@@ -834,7 +834,7 @@
               <w:pStyle w:val="a7"/>
               <w:numPr>
                 <w:ilvl w:val="0"/>
-                <w:numId w:val="4"/>
+                <w:numId w:val="7"/>
               </w:numPr>
               <w:rPr>
                 <w:lang w:val="ru-RU"/>
@@ -844,7 +844,7 @@
               <w:rPr>
                 <w:lang w:val="ru-RU"/>
               </w:rPr>
-              <w:t>Заполняет форму – ФИО, номер телефона</w:t>
+              <w:t>Переходит на страницу с предложениями по депозиту</w:t>
             </w:r>
           </w:p>
           <w:p>
@@ -852,7 +852,7 @@
               <w:pStyle w:val="a7"/>
               <w:numPr>
                 <w:ilvl w:val="0"/>
-                <w:numId w:val="4"/>
+                <w:numId w:val="7"/>
               </w:numPr>
               <w:rPr>
                 <w:lang w:val="ru-RU"/>
@@ -862,7 +862,7 @@
               <w:rPr>
                 <w:lang w:val="ru-RU"/>
               </w:rPr>
-              <w:t>Получает СМС-код для подтверждения телефона</w:t>
+              <w:t>Просматривает детальную информацию по каждому продукту</w:t>
             </w:r>
           </w:p>
           <w:p>
@@ -870,7 +870,7 @@
               <w:pStyle w:val="a7"/>
               <w:numPr>
                 <w:ilvl w:val="0"/>
-                <w:numId w:val="4"/>
+                <w:numId w:val="7"/>
               </w:numPr>
               <w:rPr>
                 <w:lang w:val="ru-RU"/>
@@ -880,43 +880,7 @@
               <w:rPr>
                 <w:lang w:val="ru-RU"/>
               </w:rPr>
-              <w:t>Подтверждает телефон и ждет звонка</w:t>
-            </w:r>
-          </w:p>
-          <w:p>
-            <w:pPr>
-              <w:pStyle w:val="a7"/>
-              <w:numPr>
-                <w:ilvl w:val="0"/>
-                <w:numId w:val="4"/>
-              </w:numPr>
-              <w:rPr>
-                <w:lang w:val="ru-RU"/>
-              </w:rPr>
-            </w:pPr>
-            <w:r>
-              <w:rPr>
-                <w:lang w:val="ru-RU"/>
-              </w:rPr>
-              <w:t>Звонит сотрудник кол-центра, уточняет детали. Договаривается о дате и времени оформления депозита</w:t>
-            </w:r>
-          </w:p>
-          <w:p>
-            <w:pPr>
-              <w:pStyle w:val="a7"/>
-              <w:numPr>
-                <w:ilvl w:val="0"/>
-                <w:numId w:val="4"/>
-              </w:numPr>
-              <w:rPr>
-                <w:lang w:val="ru-RU"/>
-              </w:rPr>
-            </w:pPr>
-            <w:r>
-              <w:rPr>
-                <w:lang w:val="ru-RU"/>
-              </w:rPr>
-              <w:t>Получает СМС с подтверждением времени и места оформления депозита</w:t>
+              <w:t>Посетитель либо покидает страницу со ставками по депозитам, либо оформляет заявку на депозит.</w:t>
             </w:r>
           </w:p>
         </w:tc>
@@ -951,7 +915,13 @@
               <w:rPr>
                 <w:lang w:val="ru-RU"/>
               </w:rPr>
-              <w:t>4.</w:t>
+              <w:t>4</w:t>
+            </w:r>
+            <w:r>
+              <w:rPr>
+                <w:lang w:val="ru-RU"/>
+              </w:rPr>
+              <w:t>.</w:t>
             </w:r>
           </w:p>
         </w:tc>
@@ -981,7 +951,7 @@
               <w:rPr>
                 <w:lang w:val="ru-RU"/>
               </w:rPr>
-              <w:t>Сотрудник кол-центра</w:t>
+              <w:t>Посетитель сайта</w:t>
             </w:r>
           </w:p>
         </w:tc>
@@ -1011,7 +981,7 @@
               <w:rPr>
                 <w:lang w:val="ru-RU"/>
               </w:rPr>
-              <w:t>Обработка заявки с сайта кол-центром</w:t>
+              <w:t>Заявка на депозит на сайте</w:t>
             </w:r>
           </w:p>
         </w:tc>
@@ -1036,7 +1006,7 @@
               <w:pStyle w:val="a7"/>
               <w:numPr>
                 <w:ilvl w:val="0"/>
-                <w:numId w:val="5"/>
+                <w:numId w:val="4"/>
               </w:numPr>
               <w:rPr>
                 <w:lang w:val="ru-RU"/>
@@ -1046,7 +1016,7 @@
               <w:rPr>
                 <w:lang w:val="ru-RU"/>
               </w:rPr>
-              <w:t>Поступает заявка на получение депозита</w:t>
+              <w:t>Заходит на страницу с предложениями по депозиту</w:t>
             </w:r>
           </w:p>
           <w:p>
@@ -1054,7 +1024,7 @@
               <w:pStyle w:val="a7"/>
               <w:numPr>
                 <w:ilvl w:val="0"/>
-                <w:numId w:val="5"/>
+                <w:numId w:val="4"/>
               </w:numPr>
               <w:rPr>
                 <w:lang w:val="ru-RU"/>
@@ -1064,8 +1034,7 @@
               <w:rPr>
                 <w:lang w:val="ru-RU"/>
               </w:rPr>
-              <w:lastRenderedPageBreak/>
-              <w:t xml:space="preserve">Звонит клиенту и согласовывает условия. Договаривается о времени и месте визита </w:t>
+              <w:t>Заполняет форму – ФИО, номер телефона</w:t>
             </w:r>
           </w:p>
           <w:p>
@@ -1073,7 +1042,7 @@
               <w:pStyle w:val="a7"/>
               <w:numPr>
                 <w:ilvl w:val="0"/>
-                <w:numId w:val="5"/>
+                <w:numId w:val="4"/>
               </w:numPr>
               <w:rPr>
                 <w:lang w:val="ru-RU"/>
@@ -1083,7 +1052,62 @@
               <w:rPr>
                 <w:lang w:val="ru-RU"/>
               </w:rPr>
-              <w:t xml:space="preserve">Передает заявку на визит в банк в АБС через систему кол-центра </w:t>
+              <w:t>Получает СМС-код для подтверждения телефона</w:t>
+            </w:r>
+          </w:p>
+          <w:p>
+            <w:pPr>
+              <w:pStyle w:val="a7"/>
+              <w:numPr>
+                <w:ilvl w:val="0"/>
+                <w:numId w:val="4"/>
+              </w:numPr>
+              <w:rPr>
+                <w:lang w:val="ru-RU"/>
+              </w:rPr>
+            </w:pPr>
+            <w:r>
+              <w:rPr>
+                <w:lang w:val="ru-RU"/>
+              </w:rPr>
+              <w:t>Подтверждает телефон и ждет звонка</w:t>
+            </w:r>
+          </w:p>
+          <w:p>
+            <w:pPr>
+              <w:pStyle w:val="a7"/>
+              <w:numPr>
+                <w:ilvl w:val="0"/>
+                <w:numId w:val="4"/>
+              </w:numPr>
+              <w:rPr>
+                <w:lang w:val="ru-RU"/>
+              </w:rPr>
+            </w:pPr>
+            <w:r>
+              <w:rPr>
+                <w:lang w:val="ru-RU"/>
+              </w:rPr>
+              <w:lastRenderedPageBreak/>
+              <w:t>Звонит сотрудник кол-центра, уточняет детали. Договаривается о дате и времени оформления депозита</w:t>
+            </w:r>
+          </w:p>
+          <w:p>
+            <w:pPr>
+              <w:pStyle w:val="a7"/>
+              <w:numPr>
+                <w:ilvl w:val="0"/>
+                <w:numId w:val="4"/>
+              </w:numPr>
+              <w:rPr>
+                <w:lang w:val="ru-RU"/>
+              </w:rPr>
+            </w:pPr>
+            <w:r>
+              <w:rPr>
+                <w:lang w:val="ru-RU"/>
+              </w:rPr>
+              <w:t>Получает СМС с подтверждением времени и места оформления депозита</w:t>
             </w:r>
           </w:p>
         </w:tc>
@@ -1119,7 +1143,13 @@
                 <w:lang w:val="ru-RU"/>
               </w:rPr>
               <w:lastRenderedPageBreak/>
-              <w:t>5.</w:t>
+              <w:t>5</w:t>
+            </w:r>
+            <w:r>
+              <w:rPr>
+                <w:lang w:val="ru-RU"/>
+              </w:rPr>
+              <w:t>.</w:t>
             </w:r>
           </w:p>
         </w:tc>
@@ -1149,7 +1179,7 @@
               <w:rPr>
                 <w:lang w:val="ru-RU"/>
               </w:rPr>
-              <w:t>Клиент банка</w:t>
+              <w:t>Сотрудник кол-центра</w:t>
             </w:r>
           </w:p>
         </w:tc>
@@ -1179,7 +1209,7 @@
               <w:rPr>
                 <w:lang w:val="ru-RU"/>
               </w:rPr>
-              <w:t>Заявка на депозит в интернет-банке</w:t>
+              <w:t>Обработка заявки с сайта кол-центром</w:t>
             </w:r>
           </w:p>
         </w:tc>
@@ -1204,7 +1234,7 @@
               <w:pStyle w:val="a7"/>
               <w:numPr>
                 <w:ilvl w:val="0"/>
-                <w:numId w:val="6"/>
+                <w:numId w:val="5"/>
               </w:numPr>
               <w:rPr>
                 <w:lang w:val="ru-RU"/>
@@ -1214,15 +1244,407 @@
               <w:rPr>
                 <w:lang w:val="ru-RU"/>
               </w:rPr>
-              <w:t>Заходит на страницу с предложениями по депозиту</w:t>
-            </w:r>
-            <w:r>
-              <w:rPr>
-                <w:lang w:val="ru-RU"/>
-              </w:rPr>
-              <w:t>, включая перс. ставки</w:t>
-            </w:r>
-          </w:p>
+              <w:t>Поступает заявка на получение депозита</w:t>
+            </w:r>
+          </w:p>
+          <w:p>
+            <w:pPr>
+              <w:pStyle w:val="a7"/>
+              <w:numPr>
+                <w:ilvl w:val="0"/>
+                <w:numId w:val="5"/>
+              </w:numPr>
+              <w:rPr>
+                <w:lang w:val="ru-RU"/>
+              </w:rPr>
+            </w:pPr>
+            <w:r>
+              <w:rPr>
+                <w:lang w:val="ru-RU"/>
+              </w:rPr>
+              <w:t xml:space="preserve">Звонит клиенту и согласовывает условия. Договаривается о времени и месте визита </w:t>
+            </w:r>
+          </w:p>
+          <w:p>
+            <w:pPr>
+              <w:pStyle w:val="a7"/>
+              <w:numPr>
+                <w:ilvl w:val="0"/>
+                <w:numId w:val="5"/>
+              </w:numPr>
+              <w:rPr>
+                <w:lang w:val="ru-RU"/>
+              </w:rPr>
+            </w:pPr>
+            <w:r>
+              <w:rPr>
+                <w:lang w:val="ru-RU"/>
+              </w:rPr>
+              <w:t xml:space="preserve">Передает заявку на визит в банк в АБС через систему кол-центра </w:t>
+            </w:r>
+          </w:p>
+        </w:tc>
+      </w:tr>
+      <w:tr>
+        <w:trPr>
+          <w:trHeight w:val="230"/>
+        </w:trPr>
+        <w:tc>
+          <w:tcPr>
+            <w:tcW w:w="465" w:type="dxa"/>
+            <w:tcBorders>
+              <w:top w:val="single" w:sz="8" w:space="0" w:color="000000"/>
+              <w:left w:val="single" w:sz="8" w:space="0" w:color="000000"/>
+              <w:bottom w:val="single" w:sz="8" w:space="0" w:color="000000"/>
+              <w:right w:val="single" w:sz="8" w:space="0" w:color="000000"/>
+            </w:tcBorders>
+            <w:tcMar>
+              <w:top w:w="100" w:type="dxa"/>
+              <w:left w:w="100" w:type="dxa"/>
+              <w:bottom w:w="100" w:type="dxa"/>
+              <w:right w:w="100" w:type="dxa"/>
+            </w:tcMar>
+          </w:tcPr>
+          <w:p>
+            <w:pPr>
+              <w:rPr>
+                <w:lang w:val="ru-RU"/>
+              </w:rPr>
+            </w:pPr>
+            <w:r>
+              <w:rPr>
+                <w:lang w:val="ru-RU"/>
+              </w:rPr>
+              <w:t>6.</w:t>
+            </w:r>
+          </w:p>
+        </w:tc>
+        <w:tc>
+          <w:tcPr>
+            <w:tcW w:w="2786" w:type="dxa"/>
+            <w:tcBorders>
+              <w:top w:val="single" w:sz="8" w:space="0" w:color="000000"/>
+              <w:left w:val="single" w:sz="8" w:space="0" w:color="000000"/>
+              <w:bottom w:val="single" w:sz="8" w:space="0" w:color="000000"/>
+              <w:right w:val="single" w:sz="8" w:space="0" w:color="000000"/>
+            </w:tcBorders>
+            <w:tcMar>
+              <w:top w:w="100" w:type="dxa"/>
+              <w:left w:w="100" w:type="dxa"/>
+              <w:bottom w:w="100" w:type="dxa"/>
+              <w:right w:w="100" w:type="dxa"/>
+            </w:tcMar>
+          </w:tcPr>
+          <w:p>
+            <w:pPr>
+              <w:rPr>
+                <w:lang w:val="ru-RU"/>
+              </w:rPr>
+            </w:pPr>
+            <w:r>
+              <w:rPr>
+                <w:lang w:val="ru-RU"/>
+              </w:rPr>
+              <w:t>Клиент банка</w:t>
+            </w:r>
+          </w:p>
+        </w:tc>
+        <w:tc>
+          <w:tcPr>
+            <w:tcW w:w="2693" w:type="dxa"/>
+            <w:tcBorders>
+              <w:top w:val="single" w:sz="8" w:space="0" w:color="000000"/>
+              <w:left w:val="single" w:sz="8" w:space="0" w:color="000000"/>
+              <w:bottom w:val="single" w:sz="8" w:space="0" w:color="000000"/>
+              <w:right w:val="single" w:sz="8" w:space="0" w:color="000000"/>
+            </w:tcBorders>
+            <w:tcMar>
+              <w:top w:w="100" w:type="dxa"/>
+              <w:left w:w="100" w:type="dxa"/>
+              <w:bottom w:w="100" w:type="dxa"/>
+              <w:right w:w="100" w:type="dxa"/>
+            </w:tcMar>
+          </w:tcPr>
+          <w:p>
+            <w:pPr>
+              <w:rPr>
+                <w:lang w:val="ru-RU"/>
+              </w:rPr>
+            </w:pPr>
+            <w:r>
+              <w:rPr>
+                <w:lang w:val="ru-RU"/>
+              </w:rPr>
+              <w:t>Просмотр ставок по депозитам</w:t>
+            </w:r>
+            <w:r>
+              <w:rPr>
+                <w:lang w:val="ru-RU"/>
+              </w:rPr>
+              <w:t xml:space="preserve"> </w:t>
+            </w:r>
+            <w:r>
+              <w:rPr>
+                <w:lang w:val="ru-RU"/>
+              </w:rPr>
+              <w:t>в интернет-банке</w:t>
+            </w:r>
+          </w:p>
+        </w:tc>
+        <w:tc>
+          <w:tcPr>
+            <w:tcW w:w="4678" w:type="dxa"/>
+            <w:tcBorders>
+              <w:top w:val="single" w:sz="8" w:space="0" w:color="000000"/>
+              <w:left w:val="single" w:sz="8" w:space="0" w:color="000000"/>
+              <w:bottom w:val="single" w:sz="8" w:space="0" w:color="000000"/>
+              <w:right w:val="single" w:sz="8" w:space="0" w:color="000000"/>
+            </w:tcBorders>
+            <w:tcMar>
+              <w:top w:w="100" w:type="dxa"/>
+              <w:left w:w="100" w:type="dxa"/>
+              <w:bottom w:w="100" w:type="dxa"/>
+              <w:right w:w="100" w:type="dxa"/>
+            </w:tcMar>
+          </w:tcPr>
+          <w:p>
+            <w:pPr>
+              <w:pStyle w:val="a7"/>
+              <w:numPr>
+                <w:ilvl w:val="0"/>
+                <w:numId w:val="8"/>
+              </w:numPr>
+              <w:rPr>
+                <w:lang w:val="ru-RU"/>
+              </w:rPr>
+            </w:pPr>
+            <w:r>
+              <w:rPr>
+                <w:lang w:val="ru-RU"/>
+              </w:rPr>
+              <w:t>Заходит на сайт банка</w:t>
+            </w:r>
+          </w:p>
+          <w:p>
+            <w:pPr>
+              <w:pStyle w:val="a7"/>
+              <w:numPr>
+                <w:ilvl w:val="0"/>
+                <w:numId w:val="8"/>
+              </w:numPr>
+              <w:rPr>
+                <w:lang w:val="ru-RU"/>
+              </w:rPr>
+            </w:pPr>
+            <w:r>
+              <w:rPr>
+                <w:lang w:val="ru-RU"/>
+              </w:rPr>
+              <w:t>Проходит а</w:t>
+            </w:r>
+            <w:r>
+              <w:rPr>
+                <w:lang w:val="ru-RU"/>
+              </w:rPr>
+              <w:t>вторизаци</w:t>
+            </w:r>
+            <w:r>
+              <w:rPr>
+                <w:lang w:val="ru-RU"/>
+              </w:rPr>
+              <w:t>ю</w:t>
+            </w:r>
+            <w:r>
+              <w:rPr>
+                <w:lang w:val="ru-RU"/>
+              </w:rPr>
+              <w:t xml:space="preserve"> по логину и паролю</w:t>
+            </w:r>
+          </w:p>
+          <w:p>
+            <w:pPr>
+              <w:pStyle w:val="a7"/>
+              <w:numPr>
+                <w:ilvl w:val="0"/>
+                <w:numId w:val="8"/>
+              </w:numPr>
+              <w:rPr>
+                <w:lang w:val="ru-RU"/>
+              </w:rPr>
+            </w:pPr>
+            <w:r>
+              <w:rPr>
+                <w:lang w:val="ru-RU"/>
+              </w:rPr>
+              <w:t xml:space="preserve">Переходит </w:t>
+            </w:r>
+            <w:r>
+              <w:rPr>
+                <w:lang w:val="ru-RU"/>
+              </w:rPr>
+              <w:t>на страницу с предложениями по депозиту, включая перс. ставки</w:t>
+            </w:r>
+            <w:r>
+              <w:rPr>
+                <w:lang w:val="ru-RU"/>
+              </w:rPr>
+              <w:t>.</w:t>
+            </w:r>
+          </w:p>
+          <w:p>
+            <w:pPr>
+              <w:pStyle w:val="a7"/>
+              <w:numPr>
+                <w:ilvl w:val="0"/>
+                <w:numId w:val="8"/>
+              </w:numPr>
+              <w:rPr>
+                <w:lang w:val="ru-RU"/>
+              </w:rPr>
+            </w:pPr>
+            <w:r>
+              <w:rPr>
+                <w:lang w:val="ru-RU"/>
+              </w:rPr>
+              <w:t>Изучает информацию по предложениям</w:t>
+            </w:r>
+          </w:p>
+          <w:p>
+            <w:pPr>
+              <w:pStyle w:val="a7"/>
+              <w:numPr>
+                <w:ilvl w:val="0"/>
+                <w:numId w:val="8"/>
+              </w:numPr>
+              <w:rPr>
+                <w:lang w:val="ru-RU"/>
+              </w:rPr>
+            </w:pPr>
+            <w:r>
+              <w:rPr>
+                <w:lang w:val="ru-RU"/>
+              </w:rPr>
+              <w:t>Клиент банка либо переходит на другую страницу, либо отправляет заявку на оформление депозита</w:t>
+            </w:r>
+          </w:p>
+        </w:tc>
+      </w:tr>
+      <w:tr>
+        <w:trPr>
+          <w:trHeight w:val="230"/>
+        </w:trPr>
+        <w:tc>
+          <w:tcPr>
+            <w:tcW w:w="465" w:type="dxa"/>
+            <w:tcBorders>
+              <w:top w:val="single" w:sz="8" w:space="0" w:color="000000"/>
+              <w:left w:val="single" w:sz="8" w:space="0" w:color="000000"/>
+              <w:bottom w:val="single" w:sz="8" w:space="0" w:color="000000"/>
+              <w:right w:val="single" w:sz="8" w:space="0" w:color="000000"/>
+            </w:tcBorders>
+            <w:tcMar>
+              <w:top w:w="100" w:type="dxa"/>
+              <w:left w:w="100" w:type="dxa"/>
+              <w:bottom w:w="100" w:type="dxa"/>
+              <w:right w:w="100" w:type="dxa"/>
+            </w:tcMar>
+          </w:tcPr>
+          <w:p>
+            <w:pPr>
+              <w:rPr>
+                <w:lang w:val="ru-RU"/>
+              </w:rPr>
+            </w:pPr>
+            <w:r>
+              <w:rPr>
+                <w:lang w:val="ru-RU"/>
+              </w:rPr>
+              <w:t>7</w:t>
+            </w:r>
+            <w:r>
+              <w:rPr>
+                <w:lang w:val="ru-RU"/>
+              </w:rPr>
+              <w:t>.</w:t>
+            </w:r>
+          </w:p>
+        </w:tc>
+        <w:tc>
+          <w:tcPr>
+            <w:tcW w:w="2786" w:type="dxa"/>
+            <w:tcBorders>
+              <w:top w:val="single" w:sz="8" w:space="0" w:color="000000"/>
+              <w:left w:val="single" w:sz="8" w:space="0" w:color="000000"/>
+              <w:bottom w:val="single" w:sz="8" w:space="0" w:color="000000"/>
+              <w:right w:val="single" w:sz="8" w:space="0" w:color="000000"/>
+            </w:tcBorders>
+            <w:tcMar>
+              <w:top w:w="100" w:type="dxa"/>
+              <w:left w:w="100" w:type="dxa"/>
+              <w:bottom w:w="100" w:type="dxa"/>
+              <w:right w:w="100" w:type="dxa"/>
+            </w:tcMar>
+          </w:tcPr>
+          <w:p>
+            <w:pPr>
+              <w:rPr>
+                <w:lang w:val="ru-RU"/>
+              </w:rPr>
+            </w:pPr>
+            <w:r>
+              <w:rPr>
+                <w:lang w:val="ru-RU"/>
+              </w:rPr>
+              <w:t>Клиент банка</w:t>
+            </w:r>
+          </w:p>
+        </w:tc>
+        <w:tc>
+          <w:tcPr>
+            <w:tcW w:w="2693" w:type="dxa"/>
+            <w:tcBorders>
+              <w:top w:val="single" w:sz="8" w:space="0" w:color="000000"/>
+              <w:left w:val="single" w:sz="8" w:space="0" w:color="000000"/>
+              <w:bottom w:val="single" w:sz="8" w:space="0" w:color="000000"/>
+              <w:right w:val="single" w:sz="8" w:space="0" w:color="000000"/>
+            </w:tcBorders>
+            <w:tcMar>
+              <w:top w:w="100" w:type="dxa"/>
+              <w:left w:w="100" w:type="dxa"/>
+              <w:bottom w:w="100" w:type="dxa"/>
+              <w:right w:w="100" w:type="dxa"/>
+            </w:tcMar>
+          </w:tcPr>
+          <w:p>
+            <w:pPr>
+              <w:rPr>
+                <w:lang w:val="ru-RU"/>
+              </w:rPr>
+            </w:pPr>
+            <w:r>
+              <w:rPr>
+                <w:lang w:val="ru-RU"/>
+              </w:rPr>
+              <w:t>Заявка на депозит в интернет-банке</w:t>
+            </w:r>
+          </w:p>
+        </w:tc>
+        <w:tc>
+          <w:tcPr>
+            <w:tcW w:w="4678" w:type="dxa"/>
+            <w:tcBorders>
+              <w:top w:val="single" w:sz="8" w:space="0" w:color="000000"/>
+              <w:left w:val="single" w:sz="8" w:space="0" w:color="000000"/>
+              <w:bottom w:val="single" w:sz="8" w:space="0" w:color="000000"/>
+              <w:right w:val="single" w:sz="8" w:space="0" w:color="000000"/>
+            </w:tcBorders>
+            <w:tcMar>
+              <w:top w:w="100" w:type="dxa"/>
+              <w:left w:w="100" w:type="dxa"/>
+              <w:bottom w:w="100" w:type="dxa"/>
+              <w:right w:w="100" w:type="dxa"/>
+            </w:tcMar>
+          </w:tcPr>
           <w:p>
             <w:pPr>
               <w:pStyle w:val="a7"/>
@@ -1238,13 +1660,7 @@
               <w:rPr>
                 <w:lang w:val="ru-RU"/>
               </w:rPr>
-              <w:t>Отправляет заявку у</w:t>
-            </w:r>
-            <w:r>
-              <w:rPr>
-                <w:lang w:val="ru-RU"/>
-              </w:rPr>
-              <w:t>казав счёт и сумму депозита</w:t>
+              <w:t>Заходит на страницу с предложениями по депозиту, включая перс. ставки</w:t>
             </w:r>
           </w:p>
           <w:p>
@@ -1262,7 +1678,13 @@
               <w:rPr>
                 <w:lang w:val="ru-RU"/>
               </w:rPr>
-              <w:t>Получает СМС-код для подтверждения заявки</w:t>
+              <w:t>Отправляет заявку у</w:t>
+            </w:r>
+            <w:r>
+              <w:rPr>
+                <w:lang w:val="ru-RU"/>
+              </w:rPr>
+              <w:t>казав счёт и сумму депозита</w:t>
             </w:r>
           </w:p>
           <w:p>
@@ -1280,7 +1702,7 @@
               <w:rPr>
                 <w:lang w:val="ru-RU"/>
               </w:rPr>
-              <w:t>Ждет статуса заявки</w:t>
+              <w:t>Получает СМС-код для подтверждения заявки</w:t>
             </w:r>
           </w:p>
           <w:p>
@@ -1298,6 +1720,24 @@
               <w:rPr>
                 <w:lang w:val="ru-RU"/>
               </w:rPr>
+              <w:t>Ждет статуса заявки</w:t>
+            </w:r>
+          </w:p>
+          <w:p>
+            <w:pPr>
+              <w:pStyle w:val="a7"/>
+              <w:numPr>
+                <w:ilvl w:val="0"/>
+                <w:numId w:val="6"/>
+              </w:numPr>
+              <w:rPr>
+                <w:lang w:val="ru-RU"/>
+              </w:rPr>
+            </w:pPr>
+            <w:r>
+              <w:rPr>
+                <w:lang w:val="ru-RU"/>
+              </w:rPr>
               <w:t>Получает СМС-уведомление что депозит открыт.</w:t>
             </w:r>
           </w:p>
@@ -1315,17 +1755,78 @@
           <w:color w:val="000000"/>
           <w:sz w:val="26"/>
           <w:szCs w:val="26"/>
+          <w:lang w:val="ru-RU"/>
         </w:rPr>
       </w:pPr>
       <w:bookmarkStart w:id="4" w:name="_u8xz25hbrgql" w:colFirst="0" w:colLast="0"/>
       <w:bookmarkEnd w:id="4"/>
-      <w:r>
+    </w:p>
+    <w:p>
+      <w:pPr>
+        <w:pStyle w:val="3"/>
+        <w:keepNext w:val="0"/>
+        <w:keepLines w:val="0"/>
+        <w:spacing w:before="280"/>
         <w:rPr>
           <w:b/>
           <w:color w:val="000000"/>
           <w:sz w:val="26"/>
           <w:szCs w:val="26"/>
-        </w:rPr>
+          <w:lang w:val="ru-RU"/>
+        </w:rPr>
+      </w:pPr>
+    </w:p>
+    <w:p>
+      <w:pPr>
+        <w:pStyle w:val="3"/>
+        <w:keepNext w:val="0"/>
+        <w:keepLines w:val="0"/>
+        <w:spacing w:before="280"/>
+        <w:rPr>
+          <w:b/>
+          <w:color w:val="000000"/>
+          <w:sz w:val="26"/>
+          <w:szCs w:val="26"/>
+          <w:lang w:val="ru-RU"/>
+        </w:rPr>
+      </w:pPr>
+    </w:p>
+    <w:p>
+      <w:pPr>
+        <w:pStyle w:val="3"/>
+        <w:keepNext w:val="0"/>
+        <w:keepLines w:val="0"/>
+        <w:spacing w:before="280"/>
+        <w:rPr>
+          <w:b/>
+          <w:color w:val="000000"/>
+          <w:sz w:val="26"/>
+          <w:szCs w:val="26"/>
+          <w:lang w:val="ru-RU"/>
+        </w:rPr>
+      </w:pPr>
+    </w:p>
+    <w:p>
+      <w:pPr>
+        <w:pStyle w:val="3"/>
+        <w:keepNext w:val="0"/>
+        <w:keepLines w:val="0"/>
+        <w:spacing w:before="280"/>
+        <w:rPr>
+          <w:b/>
+          <w:color w:val="000000"/>
+          <w:sz w:val="26"/>
+          <w:szCs w:val="26"/>
+        </w:rPr>
+      </w:pPr>
+      <w:r>
+        <w:rPr>
+          <w:b/>
+          <w:color w:val="000000"/>
+          <w:sz w:val="26"/>
+          <w:szCs w:val="26"/>
+        </w:rPr>
+        <w:lastRenderedPageBreak/>
         <w:t>Нефункциональные требования</w:t>
       </w:r>
     </w:p>
@@ -1486,14 +1987,7 @@
                 <w:bCs/>
                 <w:lang w:val="ru-RU"/>
               </w:rPr>
-              <w:t xml:space="preserve"> и </w:t>
-            </w:r>
-            <w:r>
-              <w:rPr>
-                <w:bCs/>
-                <w:lang w:val="ru-RU"/>
-              </w:rPr>
-              <w:t>доступны в 99,9% случаев</w:t>
+              <w:t xml:space="preserve"> и доступны в 99,9% случаев</w:t>
             </w:r>
             <w:r>
               <w:rPr>
@@ -1544,14 +2038,7 @@
                 <w:bCs/>
                 <w:lang w:val="ru-RU"/>
               </w:rPr>
-              <w:t xml:space="preserve">. </w:t>
-            </w:r>
-            <w:r>
-              <w:rPr>
-                <w:bCs/>
-                <w:lang w:val="ru-RU"/>
-              </w:rPr>
-              <w:t xml:space="preserve">Распределение трафика по </w:t>
+              <w:t xml:space="preserve">. Распределение трафика по </w:t>
             </w:r>
             <w:proofErr w:type="spellStart"/>
             <w:r>
@@ -1676,28 +2163,7 @@
                 <w:bCs/>
                 <w:lang w:val="ru-RU"/>
               </w:rPr>
-              <w:t xml:space="preserve">. </w:t>
-            </w:r>
-            <w:r>
-              <w:rPr>
-                <w:bCs/>
-                <w:lang w:val="ru-RU"/>
-              </w:rPr>
-              <w:t xml:space="preserve">Равномерное </w:t>
-            </w:r>
-            <w:r>
-              <w:rPr>
-                <w:bCs/>
-                <w:lang w:val="ru-RU"/>
-              </w:rPr>
-              <w:t>распределение запросов</w:t>
-            </w:r>
-            <w:r>
-              <w:rPr>
-                <w:bCs/>
-                <w:lang w:val="ru-RU"/>
-              </w:rPr>
-              <w:t xml:space="preserve"> между серверами, приложениями и ЦОД</w:t>
+              <w:t>. Равномерное распределение запросов между серверами, приложениями и ЦОД</w:t>
             </w:r>
             <w:r>
               <w:rPr>
@@ -1846,13 +2312,7 @@
               <w:rPr>
                 <w:lang w:val="ru-RU"/>
               </w:rPr>
-              <w:t>Лучше избежать прямой работы интернет-банка с API АБС в новом процессе.</w:t>
-            </w:r>
-            <w:r>
-              <w:rPr>
-                <w:lang w:val="ru-RU"/>
-              </w:rPr>
-              <w:t xml:space="preserve"> </w:t>
+              <w:t xml:space="preserve">Лучше избежать прямой работы интернет-банка с API АБС в новом процессе. </w:t>
             </w:r>
             <w:r>
               <w:rPr>
@@ -2158,6 +2618,141 @@
           <w:color w:val="000000"/>
           <w:sz w:val="26"/>
           <w:szCs w:val="26"/>
+          <w:lang w:val="ru-RU"/>
+        </w:rPr>
+      </w:pPr>
+    </w:p>
+    <w:p>
+      <w:pPr>
+        <w:pStyle w:val="3"/>
+        <w:keepNext w:val="0"/>
+        <w:keepLines w:val="0"/>
+        <w:spacing w:before="280"/>
+        <w:rPr>
+          <w:b/>
+          <w:color w:val="000000"/>
+          <w:sz w:val="26"/>
+          <w:szCs w:val="26"/>
+          <w:lang w:val="ru-RU"/>
+        </w:rPr>
+      </w:pPr>
+    </w:p>
+    <w:p>
+      <w:pPr>
+        <w:pStyle w:val="3"/>
+        <w:keepNext w:val="0"/>
+        <w:keepLines w:val="0"/>
+        <w:spacing w:before="280"/>
+        <w:rPr>
+          <w:b/>
+          <w:color w:val="000000"/>
+          <w:sz w:val="26"/>
+          <w:szCs w:val="26"/>
+          <w:lang w:val="ru-RU"/>
+        </w:rPr>
+      </w:pPr>
+    </w:p>
+    <w:p>
+      <w:pPr>
+        <w:pStyle w:val="3"/>
+        <w:keepNext w:val="0"/>
+        <w:keepLines w:val="0"/>
+        <w:spacing w:before="280"/>
+        <w:rPr>
+          <w:b/>
+          <w:color w:val="000000"/>
+          <w:sz w:val="26"/>
+          <w:szCs w:val="26"/>
+          <w:lang w:val="ru-RU"/>
+        </w:rPr>
+      </w:pPr>
+    </w:p>
+    <w:p>
+      <w:pPr>
+        <w:pStyle w:val="3"/>
+        <w:keepNext w:val="0"/>
+        <w:keepLines w:val="0"/>
+        <w:spacing w:before="280"/>
+        <w:rPr>
+          <w:b/>
+          <w:color w:val="000000"/>
+          <w:sz w:val="26"/>
+          <w:szCs w:val="26"/>
+          <w:lang w:val="ru-RU"/>
+        </w:rPr>
+      </w:pPr>
+    </w:p>
+    <w:p>
+      <w:pPr>
+        <w:pStyle w:val="3"/>
+        <w:keepNext w:val="0"/>
+        <w:keepLines w:val="0"/>
+        <w:spacing w:before="280"/>
+        <w:rPr>
+          <w:b/>
+          <w:color w:val="000000"/>
+          <w:sz w:val="26"/>
+          <w:szCs w:val="26"/>
+          <w:lang w:val="ru-RU"/>
+        </w:rPr>
+      </w:pPr>
+    </w:p>
+    <w:p>
+      <w:pPr>
+        <w:pStyle w:val="3"/>
+        <w:keepNext w:val="0"/>
+        <w:keepLines w:val="0"/>
+        <w:spacing w:before="280"/>
+        <w:rPr>
+          <w:b/>
+          <w:color w:val="000000"/>
+          <w:sz w:val="26"/>
+          <w:szCs w:val="26"/>
+          <w:lang w:val="ru-RU"/>
+        </w:rPr>
+      </w:pPr>
+    </w:p>
+    <w:p>
+      <w:pPr>
+        <w:pStyle w:val="3"/>
+        <w:keepNext w:val="0"/>
+        <w:keepLines w:val="0"/>
+        <w:spacing w:before="280"/>
+        <w:rPr>
+          <w:b/>
+          <w:color w:val="000000"/>
+          <w:sz w:val="26"/>
+          <w:szCs w:val="26"/>
+          <w:lang w:val="ru-RU"/>
+        </w:rPr>
+      </w:pPr>
+    </w:p>
+    <w:p>
+      <w:pPr>
+        <w:pStyle w:val="3"/>
+        <w:keepNext w:val="0"/>
+        <w:keepLines w:val="0"/>
+        <w:spacing w:before="280"/>
+        <w:rPr>
+          <w:b/>
+          <w:color w:val="000000"/>
+          <w:sz w:val="26"/>
+          <w:szCs w:val="26"/>
+          <w:lang w:val="ru-RU"/>
+        </w:rPr>
+      </w:pPr>
+    </w:p>
+    <w:p>
+      <w:pPr>
+        <w:pStyle w:val="3"/>
+        <w:keepNext w:val="0"/>
+        <w:keepLines w:val="0"/>
+        <w:spacing w:before="280"/>
+        <w:rPr>
+          <w:b/>
+          <w:color w:val="000000"/>
+          <w:sz w:val="26"/>
+          <w:szCs w:val="26"/>
         </w:rPr>
       </w:pPr>
       <w:r>
@@ -2198,7 +2793,7 @@
           <w:lang w:val="ru-RU"/>
         </w:rPr>
         <w:drawing>
-          <wp:inline distT="0" distB="0" distL="0" distR="0" wp14:anchorId="1F492B8D" wp14:editId="6907CEB6">
+          <wp:inline distT="0" distB="0" distL="0" distR="0" wp14:anchorId="1F492B8D" wp14:editId="2C9A5A20">
             <wp:extent cx="6826250" cy="4584700"/>
             <wp:effectExtent l="0" t="0" r="0" b="6350"/>
             <wp:docPr id="1311297194" name="Рисунок 1"/>
@@ -2355,7 +2950,7 @@
           <w:lang w:val="ru-RU"/>
         </w:rPr>
         <w:drawing>
-          <wp:inline distT="0" distB="0" distL="0" distR="0" wp14:anchorId="3DEBD042" wp14:editId="797A6F2B">
+          <wp:inline distT="0" distB="0" distL="0" distR="0" wp14:anchorId="3DEBD042" wp14:editId="1A438D8F">
             <wp:extent cx="6838950" cy="4006850"/>
             <wp:effectExtent l="0" t="0" r="0" b="0"/>
             <wp:docPr id="1814950130" name="Рисунок 2"/>
@@ -2589,13 +3184,7 @@
         <w:rPr>
           <w:lang w:val="ru-RU"/>
         </w:rPr>
-        <w:t>В случае выхода из строя АБС – деятельность банка остановится</w:t>
-      </w:r>
-      <w:r>
-        <w:rPr>
-          <w:lang w:val="ru-RU"/>
-        </w:rPr>
-        <w:t xml:space="preserve">. </w:t>
+        <w:t xml:space="preserve">В случае выхода из строя АБС – деятельность банка остановится. </w:t>
       </w:r>
     </w:p>
     <w:p>
@@ -2954,6 +3543,184 @@
     </w:lvl>
   </w:abstractNum>
   <w:abstractNum w:abstractNumId="3" w15:restartNumberingAfterBreak="0">
+    <w:nsid w:val="3F666A96"/>
+    <w:multiLevelType w:val="hybridMultilevel"/>
+    <w:tmpl w:val="49A8204A"/>
+    <w:lvl w:ilvl="0" w:tplc="0419000F">
+      <w:start w:val="1"/>
+      <w:numFmt w:val="decimal"/>
+      <w:lvlText w:val="%1."/>
+      <w:lvlJc w:val="left"/>
+      <w:pPr>
+        <w:ind w:left="720" w:hanging="360"/>
+      </w:pPr>
+      <w:rPr>
+        <w:rFonts w:hint="default"/>
+      </w:rPr>
+    </w:lvl>
+    <w:lvl w:ilvl="1" w:tplc="04190019" w:tentative="1">
+      <w:start w:val="1"/>
+      <w:numFmt w:val="lowerLetter"/>
+      <w:lvlText w:val="%2."/>
+      <w:lvlJc w:val="left"/>
+      <w:pPr>
+        <w:ind w:left="1440" w:hanging="360"/>
+      </w:pPr>
+    </w:lvl>
+    <w:lvl w:ilvl="2" w:tplc="0419001B" w:tentative="1">
+      <w:start w:val="1"/>
+      <w:numFmt w:val="lowerRoman"/>
+      <w:lvlText w:val="%3."/>
+      <w:lvlJc w:val="right"/>
+      <w:pPr>
+        <w:ind w:left="2160" w:hanging="180"/>
+      </w:pPr>
+    </w:lvl>
+    <w:lvl w:ilvl="3" w:tplc="0419000F" w:tentative="1">
+      <w:start w:val="1"/>
+      <w:numFmt w:val="decimal"/>
+      <w:lvlText w:val="%4."/>
+      <w:lvlJc w:val="left"/>
+      <w:pPr>
+        <w:ind w:left="2880" w:hanging="360"/>
+      </w:pPr>
+    </w:lvl>
+    <w:lvl w:ilvl="4" w:tplc="04190019" w:tentative="1">
+      <w:start w:val="1"/>
+      <w:numFmt w:val="lowerLetter"/>
+      <w:lvlText w:val="%5."/>
+      <w:lvlJc w:val="left"/>
+      <w:pPr>
+        <w:ind w:left="3600" w:hanging="360"/>
+      </w:pPr>
+    </w:lvl>
+    <w:lvl w:ilvl="5" w:tplc="0419001B" w:tentative="1">
+      <w:start w:val="1"/>
+      <w:numFmt w:val="lowerRoman"/>
+      <w:lvlText w:val="%6."/>
+      <w:lvlJc w:val="right"/>
+      <w:pPr>
+        <w:ind w:left="4320" w:hanging="180"/>
+      </w:pPr>
+    </w:lvl>
+    <w:lvl w:ilvl="6" w:tplc="0419000F" w:tentative="1">
+      <w:start w:val="1"/>
+      <w:numFmt w:val="decimal"/>
+      <w:lvlText w:val="%7."/>
+      <w:lvlJc w:val="left"/>
+      <w:pPr>
+        <w:ind w:left="5040" w:hanging="360"/>
+      </w:pPr>
+    </w:lvl>
+    <w:lvl w:ilvl="7" w:tplc="04190019" w:tentative="1">
+      <w:start w:val="1"/>
+      <w:numFmt w:val="lowerLetter"/>
+      <w:lvlText w:val="%8."/>
+      <w:lvlJc w:val="left"/>
+      <w:pPr>
+        <w:ind w:left="5760" w:hanging="360"/>
+      </w:pPr>
+    </w:lvl>
+    <w:lvl w:ilvl="8" w:tplc="0419001B" w:tentative="1">
+      <w:start w:val="1"/>
+      <w:numFmt w:val="lowerRoman"/>
+      <w:lvlText w:val="%9."/>
+      <w:lvlJc w:val="right"/>
+      <w:pPr>
+        <w:ind w:left="6480" w:hanging="180"/>
+      </w:pPr>
+    </w:lvl>
+  </w:abstractNum>
+  <w:abstractNum w:abstractNumId="4" w15:restartNumberingAfterBreak="0">
+    <w:nsid w:val="41A17D5E"/>
+    <w:multiLevelType w:val="hybridMultilevel"/>
+    <w:tmpl w:val="C9F65D98"/>
+    <w:lvl w:ilvl="0" w:tplc="0419000F">
+      <w:start w:val="1"/>
+      <w:numFmt w:val="decimal"/>
+      <w:lvlText w:val="%1."/>
+      <w:lvlJc w:val="left"/>
+      <w:pPr>
+        <w:ind w:left="720" w:hanging="360"/>
+      </w:pPr>
+      <w:rPr>
+        <w:rFonts w:hint="default"/>
+      </w:rPr>
+    </w:lvl>
+    <w:lvl w:ilvl="1" w:tplc="04190019" w:tentative="1">
+      <w:start w:val="1"/>
+      <w:numFmt w:val="lowerLetter"/>
+      <w:lvlText w:val="%2."/>
+      <w:lvlJc w:val="left"/>
+      <w:pPr>
+        <w:ind w:left="1440" w:hanging="360"/>
+      </w:pPr>
+    </w:lvl>
+    <w:lvl w:ilvl="2" w:tplc="0419001B" w:tentative="1">
+      <w:start w:val="1"/>
+      <w:numFmt w:val="lowerRoman"/>
+      <w:lvlText w:val="%3."/>
+      <w:lvlJc w:val="right"/>
+      <w:pPr>
+        <w:ind w:left="2160" w:hanging="180"/>
+      </w:pPr>
+    </w:lvl>
+    <w:lvl w:ilvl="3" w:tplc="0419000F" w:tentative="1">
+      <w:start w:val="1"/>
+      <w:numFmt w:val="decimal"/>
+      <w:lvlText w:val="%4."/>
+      <w:lvlJc w:val="left"/>
+      <w:pPr>
+        <w:ind w:left="2880" w:hanging="360"/>
+      </w:pPr>
+    </w:lvl>
+    <w:lvl w:ilvl="4" w:tplc="04190019" w:tentative="1">
+      <w:start w:val="1"/>
+      <w:numFmt w:val="lowerLetter"/>
+      <w:lvlText w:val="%5."/>
+      <w:lvlJc w:val="left"/>
+      <w:pPr>
+        <w:ind w:left="3600" w:hanging="360"/>
+      </w:pPr>
+    </w:lvl>
+    <w:lvl w:ilvl="5" w:tplc="0419001B" w:tentative="1">
+      <w:start w:val="1"/>
+      <w:numFmt w:val="lowerRoman"/>
+      <w:lvlText w:val="%6."/>
+      <w:lvlJc w:val="right"/>
+      <w:pPr>
+        <w:ind w:left="4320" w:hanging="180"/>
+      </w:pPr>
+    </w:lvl>
+    <w:lvl w:ilvl="6" w:tplc="0419000F" w:tentative="1">
+      <w:start w:val="1"/>
+      <w:numFmt w:val="decimal"/>
+      <w:lvlText w:val="%7."/>
+      <w:lvlJc w:val="left"/>
+      <w:pPr>
+        <w:ind w:left="5040" w:hanging="360"/>
+      </w:pPr>
+    </w:lvl>
+    <w:lvl w:ilvl="7" w:tplc="04190019" w:tentative="1">
+      <w:start w:val="1"/>
+      <w:numFmt w:val="lowerLetter"/>
+      <w:lvlText w:val="%8."/>
+      <w:lvlJc w:val="left"/>
+      <w:pPr>
+        <w:ind w:left="5760" w:hanging="360"/>
+      </w:pPr>
+    </w:lvl>
+    <w:lvl w:ilvl="8" w:tplc="0419001B" w:tentative="1">
+      <w:start w:val="1"/>
+      <w:numFmt w:val="lowerRoman"/>
+      <w:lvlText w:val="%9."/>
+      <w:lvlJc w:val="right"/>
+      <w:pPr>
+        <w:ind w:left="6480" w:hanging="180"/>
+      </w:pPr>
+    </w:lvl>
+  </w:abstractNum>
+  <w:abstractNum w:abstractNumId="5" w15:restartNumberingAfterBreak="0">
     <w:nsid w:val="650414E2"/>
     <w:multiLevelType w:val="hybridMultilevel"/>
     <w:tmpl w:val="06368CD8"/>
@@ -3042,7 +3809,7 @@
       </w:pPr>
     </w:lvl>
   </w:abstractNum>
-  <w:abstractNum w:abstractNumId="4" w15:restartNumberingAfterBreak="0">
+  <w:abstractNum w:abstractNumId="6" w15:restartNumberingAfterBreak="0">
     <w:nsid w:val="6B5203DD"/>
     <w:multiLevelType w:val="hybridMultilevel"/>
     <w:tmpl w:val="0D4A5384"/>
@@ -3131,7 +3898,7 @@
       </w:pPr>
     </w:lvl>
   </w:abstractNum>
-  <w:abstractNum w:abstractNumId="5" w15:restartNumberingAfterBreak="0">
+  <w:abstractNum w:abstractNumId="7" w15:restartNumberingAfterBreak="0">
     <w:nsid w:val="75912052"/>
     <w:multiLevelType w:val="hybridMultilevel"/>
     <w:tmpl w:val="824C07EC"/>
@@ -3227,15 +3994,21 @@
     <w:abstractNumId w:val="2"/>
   </w:num>
   <w:num w:numId="3" w16cid:durableId="225075274">
-    <w:abstractNumId w:val="5"/>
+    <w:abstractNumId w:val="7"/>
   </w:num>
   <w:num w:numId="4" w16cid:durableId="135026193">
     <w:abstractNumId w:val="1"/>
   </w:num>
   <w:num w:numId="5" w16cid:durableId="1940718117">
+    <w:abstractNumId w:val="5"/>
+  </w:num>
+  <w:num w:numId="6" w16cid:durableId="302468728">
+    <w:abstractNumId w:val="6"/>
+  </w:num>
+  <w:num w:numId="7" w16cid:durableId="352806645">
     <w:abstractNumId w:val="3"/>
   </w:num>
-  <w:num w:numId="6" w16cid:durableId="302468728">
+  <w:num w:numId="8" w16cid:durableId="1382053090">
     <w:abstractNumId w:val="4"/>
   </w:num>
 </w:numbering>
